--- a/Module-1/Session2.docx
+++ b/Module-1/Session2.docx
@@ -2,7 +2,788 @@
 <file path=word/document.xml><?xml version="1.0" encoding="utf-8"?>
 <w:document xmlns:wpc="http://schemas.microsoft.com/office/word/2010/wordprocessingCanvas" xmlns:cx="http://schemas.microsoft.com/office/drawing/2014/chartex" xmlns:cx1="http://schemas.microsoft.com/office/drawing/2015/9/8/chartex" xmlns:cx2="http://schemas.microsoft.com/office/drawing/2015/10/21/chartex" xmlns:cx3="http://schemas.microsoft.com/office/drawing/2016/5/9/chartex" xmlns:cx4="http://schemas.microsoft.com/office/drawing/2016/5/10/chartex" xmlns:cx5="http://schemas.microsoft.com/office/drawing/2016/5/11/chartex" xmlns:cx6="http://schemas.microsoft.com/office/drawing/2016/5/12/chartex" xmlns:cx7="http://schemas.microsoft.com/office/drawing/2016/5/13/chartex" xmlns:cx8="http://schemas.microsoft.com/office/drawing/2016/5/14/chartex" xmlns:mc="http://schemas.openxmlformats.org/markup-compatibility/2006" xmlns:aink="http://schemas.microsoft.com/office/drawing/2016/ink" xmlns:am3d="http://schemas.microsoft.com/office/drawing/2017/model3d" xmlns:o="urn:schemas-microsoft-com:office:office" xmlns:oel="http://schemas.microsoft.com/office/2019/extlst" xmlns:r="http://schemas.openxmlformats.org/officeDocument/2006/relationships" xmlns:m="http://schemas.openxmlformats.org/officeDocument/2006/math" xmlns:v="urn:schemas-microsoft-com:vml" xmlns:wp14="http://schemas.microsoft.com/office/word/2010/wordprocessingDrawing" xmlns:wp="http://schemas.openxmlformats.org/drawingml/2006/wordprocessingDrawing" xmlns:w10="urn:schemas-microsoft-com:office:word" xmlns:w="http://schemas.openxmlformats.org/wordprocessingml/2006/main" xmlns:w14="http://schemas.microsoft.com/office/word/2010/wordml" xmlns:w15="http://schemas.microsoft.com/office/word/2012/wordml" xmlns:w16cei="http://schemas.microsoft.com/office/word/2026/wordml/cei" xmlns:w16cex="http://schemas.microsoft.com/office/word/2018/wordml/cex" xmlns:w16cid="http://schemas.microsoft.com/office/word/2016/wordml/cid" xmlns:w16="http://schemas.microsoft.com/office/word/2018/wordml" xmlns:w16du="http://schemas.microsoft.com/office/word/2023/wordml/word16du" xmlns:w16sdtdh="http://schemas.microsoft.com/office/word/2020/wordml/sdtdatahash" xmlns:w16sdtfl="http://schemas.microsoft.com/office/word/2024/wordml/sdtformatlock" xmlns:w16se="http://schemas.microsoft.com/office/word/2015/wordml/symex" xmlns:wpg="http://schemas.microsoft.com/office/word/2010/wordprocessingGroup" xmlns:wpi="http://schemas.microsoft.com/office/word/2010/wordprocessingInk" xmlns:wne="http://schemas.microsoft.com/office/word/2006/wordml" xmlns:wps="http://schemas.microsoft.com/office/word/2010/wordprocessingShape" mc:Ignorable="w14 w15 w16se w16cid w16 w16cex w16sdtdh w16sdtfl w16du wp14">
   <w:body>
-    <w:p/>
+    <w:p>
+      <w:pPr>
+        <w:spacing w:line="240" w:lineRule="auto"/>
+        <w:ind w:left="720"/>
+        <w:rPr>
+          <w:b/>
+          <w:bCs/>
+          <w:sz w:val="28"/>
+          <w:szCs w:val="28"/>
+          <w:lang w:val="en-US"/>
+        </w:rPr>
+      </w:pPr>
+      <w:r>
+        <w:rPr>
+          <w:b/>
+          <w:bCs/>
+          <w:sz w:val="28"/>
+          <w:szCs w:val="28"/>
+          <w:lang w:val="en-US"/>
+        </w:rPr>
+        <w:t>Module-1</w:t>
+      </w:r>
+    </w:p>
+    <w:p>
+      <w:pPr>
+        <w:spacing w:line="240" w:lineRule="auto"/>
+        <w:ind w:left="720" w:firstLine="720"/>
+        <w:rPr>
+          <w:b/>
+          <w:bCs/>
+          <w:sz w:val="24"/>
+          <w:szCs w:val="24"/>
+          <w:lang w:val="en-US"/>
+        </w:rPr>
+      </w:pPr>
+      <w:r>
+        <w:rPr>
+          <w:b/>
+          <w:bCs/>
+          <w:sz w:val="24"/>
+          <w:szCs w:val="24"/>
+          <w:lang w:val="en-US"/>
+        </w:rPr>
+        <w:t>Session2:</w:t>
+      </w:r>
+    </w:p>
+    <w:p>
+      <w:pPr>
+        <w:spacing w:line="240" w:lineRule="auto"/>
+        <w:ind w:left="2160"/>
+        <w:rPr>
+          <w:lang w:val="en-US"/>
+        </w:rPr>
+      </w:pPr>
+      <w:r>
+        <w:rPr>
+          <w:b/>
+          <w:bCs/>
+          <w:lang w:val="en-US"/>
+        </w:rPr>
+        <w:t>Ques1:</w:t>
+      </w:r>
+      <w:r>
+        <w:rPr>
+          <w:lang w:val="en-US"/>
+        </w:rPr>
+        <w:t xml:space="preserve"> What are the three main layers of software architecture? Write one line about each.</w:t>
+      </w:r>
+    </w:p>
+    <w:p>
+      <w:pPr>
+        <w:spacing w:line="240" w:lineRule="auto"/>
+        <w:ind w:left="2160"/>
+      </w:pPr>
+      <w:r>
+        <w:rPr>
+          <w:b/>
+          <w:bCs/>
+          <w:lang w:val="en-US"/>
+        </w:rPr>
+        <w:t>Ans:</w:t>
+      </w:r>
+      <w:r>
+        <w:rPr>
+          <w:lang w:val="en-US"/>
+        </w:rPr>
+        <w:t xml:space="preserve"> </w:t>
+      </w:r>
+      <w:r>
+        <w:t xml:space="preserve">The </w:t>
+      </w:r>
+      <w:r>
+        <w:t xml:space="preserve">three main layers of software architecture </w:t>
+      </w:r>
+      <w:r>
+        <w:t>are:</w:t>
+      </w:r>
+    </w:p>
+    <w:p>
+      <w:pPr>
+        <w:numPr>
+          <w:ilvl w:val="0"/>
+          <w:numId w:val="1"/>
+        </w:numPr>
+        <w:tabs>
+          <w:tab w:val="clear" w:pos="1440"/>
+          <w:tab w:val="num" w:pos="2160"/>
+        </w:tabs>
+        <w:spacing w:line="240" w:lineRule="auto"/>
+        <w:ind w:left="2880"/>
+      </w:pPr>
+      <w:r>
+        <w:rPr>
+          <w:b/>
+          <w:bCs/>
+        </w:rPr>
+        <w:t>Presentation Layer</w:t>
+      </w:r>
+      <w:r>
+        <w:t xml:space="preserve"> – Handles the user interface and interaction with the application. </w:t>
+      </w:r>
+    </w:p>
+    <w:p>
+      <w:pPr>
+        <w:numPr>
+          <w:ilvl w:val="0"/>
+          <w:numId w:val="1"/>
+        </w:numPr>
+        <w:tabs>
+          <w:tab w:val="clear" w:pos="1440"/>
+          <w:tab w:val="num" w:pos="2160"/>
+        </w:tabs>
+        <w:spacing w:line="240" w:lineRule="auto"/>
+        <w:ind w:left="2880"/>
+      </w:pPr>
+      <w:r>
+        <w:rPr>
+          <w:b/>
+          <w:bCs/>
+        </w:rPr>
+        <w:t>Business Logic Layer</w:t>
+      </w:r>
+      <w:r>
+        <w:t xml:space="preserve"> – Contains the application’s rules, logic, and processing. </w:t>
+      </w:r>
+    </w:p>
+    <w:p>
+      <w:pPr>
+        <w:numPr>
+          <w:ilvl w:val="0"/>
+          <w:numId w:val="1"/>
+        </w:numPr>
+        <w:tabs>
+          <w:tab w:val="clear" w:pos="1440"/>
+          <w:tab w:val="num" w:pos="2160"/>
+        </w:tabs>
+        <w:spacing w:line="240" w:lineRule="auto"/>
+        <w:ind w:left="2880"/>
+      </w:pPr>
+      <w:r>
+        <w:rPr>
+          <w:b/>
+          <w:bCs/>
+        </w:rPr>
+        <w:t>Data Access Layer</w:t>
+      </w:r>
+      <w:r>
+        <w:t xml:space="preserve"> – Handles storing, retrieving, and managing data from the database.</w:t>
+      </w:r>
+    </w:p>
+    <w:p>
+      <w:pPr>
+        <w:spacing w:line="240" w:lineRule="auto"/>
+        <w:ind w:left="2160"/>
+        <w:rPr>
+          <w:lang w:val="en-US"/>
+        </w:rPr>
+      </w:pPr>
+      <w:r>
+        <w:rPr>
+          <w:b/>
+          <w:bCs/>
+          <w:lang w:val="en-US"/>
+        </w:rPr>
+        <w:t>Ques2:</w:t>
+      </w:r>
+      <w:r>
+        <w:rPr>
+          <w:lang w:val="en-US"/>
+        </w:rPr>
+        <w:t xml:space="preserve"> Define client and server in your own words with one real-life example?</w:t>
+      </w:r>
+    </w:p>
+    <w:p>
+      <w:pPr>
+        <w:spacing w:line="240" w:lineRule="auto"/>
+        <w:ind w:left="2160"/>
+        <w:rPr>
+          <w:lang w:val="en-US"/>
+        </w:rPr>
+      </w:pPr>
+      <w:r>
+        <w:rPr>
+          <w:b/>
+          <w:bCs/>
+          <w:lang w:val="en-US"/>
+        </w:rPr>
+        <w:t>Ans:</w:t>
+      </w:r>
+    </w:p>
+    <w:p>
+      <w:pPr>
+        <w:numPr>
+          <w:ilvl w:val="0"/>
+          <w:numId w:val="2"/>
+        </w:numPr>
+        <w:tabs>
+          <w:tab w:val="clear" w:pos="1440"/>
+          <w:tab w:val="num" w:pos="2880"/>
+        </w:tabs>
+        <w:spacing w:line="240" w:lineRule="auto"/>
+        <w:ind w:left="2880"/>
+      </w:pPr>
+      <w:r>
+        <w:rPr>
+          <w:b/>
+          <w:bCs/>
+        </w:rPr>
+        <w:t>Client:</w:t>
+      </w:r>
+      <w:r>
+        <w:t xml:space="preserve"> A device or application that </w:t>
+      </w:r>
+      <w:r>
+        <w:rPr>
+          <w:b/>
+          <w:bCs/>
+        </w:rPr>
+        <w:t>requests a service or information</w:t>
+      </w:r>
+      <w:r>
+        <w:t xml:space="preserve"> from a server.</w:t>
+      </w:r>
+      <w:r>
+        <w:br/>
+      </w:r>
+      <w:r>
+        <w:rPr>
+          <w:b/>
+          <w:bCs/>
+        </w:rPr>
+        <w:t>Example:</w:t>
+      </w:r>
+      <w:r>
+        <w:t xml:space="preserve"> Your web browser requests a webpage from a website server. </w:t>
+      </w:r>
+    </w:p>
+    <w:p>
+      <w:pPr>
+        <w:numPr>
+          <w:ilvl w:val="0"/>
+          <w:numId w:val="2"/>
+        </w:numPr>
+        <w:tabs>
+          <w:tab w:val="clear" w:pos="1440"/>
+          <w:tab w:val="num" w:pos="2880"/>
+        </w:tabs>
+        <w:spacing w:line="240" w:lineRule="auto"/>
+        <w:ind w:left="2880"/>
+      </w:pPr>
+      <w:r>
+        <w:rPr>
+          <w:b/>
+          <w:bCs/>
+        </w:rPr>
+        <w:t>Server:</w:t>
+      </w:r>
+      <w:r>
+        <w:t xml:space="preserve"> A computer or system that </w:t>
+      </w:r>
+      <w:r>
+        <w:rPr>
+          <w:b/>
+          <w:bCs/>
+        </w:rPr>
+        <w:t>receives requests and provides services or data</w:t>
+      </w:r>
+      <w:r>
+        <w:t xml:space="preserve"> to clients.</w:t>
+      </w:r>
+      <w:r>
+        <w:br/>
+      </w:r>
+      <w:r>
+        <w:rPr>
+          <w:b/>
+          <w:bCs/>
+        </w:rPr>
+        <w:t>Example:</w:t>
+      </w:r>
+      <w:r>
+        <w:t xml:space="preserve"> A website server sends the requested webpage to your browser. </w:t>
+      </w:r>
+    </w:p>
+    <w:p>
+      <w:pPr>
+        <w:spacing w:line="240" w:lineRule="auto"/>
+        <w:ind w:left="2520"/>
+      </w:pPr>
+      <w:r>
+        <w:rPr>
+          <w:b/>
+          <w:bCs/>
+        </w:rPr>
+        <w:t>Real-life example:</w:t>
+      </w:r>
+      <w:r>
+        <w:t xml:space="preserve"> When you open YouTube, your </w:t>
+      </w:r>
+      <w:r>
+        <w:rPr>
+          <w:b/>
+          <w:bCs/>
+        </w:rPr>
+        <w:t>phone/browser is the client</w:t>
+      </w:r>
+      <w:r>
+        <w:t xml:space="preserve">, and </w:t>
+      </w:r>
+      <w:r>
+        <w:rPr>
+          <w:b/>
+          <w:bCs/>
+        </w:rPr>
+        <w:t>YouTube’s server</w:t>
+      </w:r>
+      <w:r>
+        <w:t xml:space="preserve"> sends videos and other data to it.</w:t>
+      </w:r>
+    </w:p>
+    <w:p>
+      <w:pPr>
+        <w:spacing w:line="240" w:lineRule="auto"/>
+        <w:ind w:left="2160"/>
+        <w:rPr>
+          <w:lang w:val="en-US"/>
+        </w:rPr>
+      </w:pPr>
+      <w:r>
+        <w:rPr>
+          <w:b/>
+          <w:bCs/>
+          <w:lang w:val="en-US"/>
+        </w:rPr>
+        <w:t>Ques3:</w:t>
+      </w:r>
+      <w:r>
+        <w:rPr>
+          <w:lang w:val="en-US"/>
+        </w:rPr>
+        <w:t xml:space="preserve"> Write 2 differences each between desktop apps, web apps, and mobile apps?</w:t>
+      </w:r>
+    </w:p>
+    <w:p>
+      <w:pPr>
+        <w:spacing w:line="240" w:lineRule="auto"/>
+        <w:ind w:left="2160"/>
+        <w:rPr>
+          <w:b/>
+          <w:bCs/>
+          <w:lang w:val="en-US"/>
+        </w:rPr>
+      </w:pPr>
+      <w:r>
+        <w:rPr>
+          <w:b/>
+          <w:bCs/>
+          <w:lang w:val="en-US"/>
+        </w:rPr>
+        <w:t>Ans:</w:t>
+      </w:r>
+    </w:p>
+    <w:tbl>
+      <w:tblPr>
+        <w:tblW w:w="7504" w:type="dxa"/>
+        <w:tblCellSpacing w:w="15" w:type="dxa"/>
+        <w:tblInd w:w="2576" w:type="dxa"/>
+        <w:tblCellMar>
+          <w:top w:w="15" w:type="dxa"/>
+          <w:left w:w="15" w:type="dxa"/>
+          <w:bottom w:w="15" w:type="dxa"/>
+          <w:right w:w="15" w:type="dxa"/>
+        </w:tblCellMar>
+        <w:tblLook w:val="04A0" w:firstRow="1" w:lastRow="0" w:firstColumn="1" w:lastColumn="0" w:noHBand="0" w:noVBand="1"/>
+      </w:tblPr>
+      <w:tblGrid>
+        <w:gridCol w:w="1034"/>
+        <w:gridCol w:w="2690"/>
+        <w:gridCol w:w="3780"/>
+      </w:tblGrid>
+      <w:tr>
+        <w:trPr>
+          <w:trHeight w:val="404"/>
+          <w:tblHeader/>
+          <w:tblCellSpacing w:w="15" w:type="dxa"/>
+        </w:trPr>
+        <w:tc>
+          <w:tcPr>
+            <w:tcW w:w="0" w:type="auto"/>
+            <w:vAlign w:val="center"/>
+            <w:hideMark/>
+          </w:tcPr>
+          <w:p>
+            <w:pPr>
+              <w:spacing w:line="240" w:lineRule="auto"/>
+              <w:rPr>
+                <w:b/>
+                <w:bCs/>
+              </w:rPr>
+            </w:pPr>
+            <w:r>
+              <w:rPr>
+                <w:b/>
+                <w:bCs/>
+              </w:rPr>
+              <w:t>Type</w:t>
+            </w:r>
+          </w:p>
+        </w:tc>
+        <w:tc>
+          <w:tcPr>
+            <w:tcW w:w="2660" w:type="dxa"/>
+            <w:vAlign w:val="center"/>
+            <w:hideMark/>
+          </w:tcPr>
+          <w:p>
+            <w:pPr>
+              <w:spacing w:line="240" w:lineRule="auto"/>
+              <w:rPr>
+                <w:b/>
+                <w:bCs/>
+              </w:rPr>
+            </w:pPr>
+            <w:r>
+              <w:rPr>
+                <w:b/>
+                <w:bCs/>
+              </w:rPr>
+              <w:t>Difference 1</w:t>
+            </w:r>
+          </w:p>
+        </w:tc>
+        <w:tc>
+          <w:tcPr>
+            <w:tcW w:w="3735" w:type="dxa"/>
+            <w:vAlign w:val="center"/>
+            <w:hideMark/>
+          </w:tcPr>
+          <w:p>
+            <w:pPr>
+              <w:spacing w:line="240" w:lineRule="auto"/>
+              <w:rPr>
+                <w:b/>
+                <w:bCs/>
+              </w:rPr>
+            </w:pPr>
+            <w:r>
+              <w:rPr>
+                <w:b/>
+                <w:bCs/>
+              </w:rPr>
+              <w:t>Difference 2</w:t>
+            </w:r>
+          </w:p>
+        </w:tc>
+      </w:tr>
+      <w:tr>
+        <w:trPr>
+          <w:trHeight w:val="650"/>
+          <w:tblCellSpacing w:w="15" w:type="dxa"/>
+        </w:trPr>
+        <w:tc>
+          <w:tcPr>
+            <w:tcW w:w="0" w:type="auto"/>
+            <w:vAlign w:val="center"/>
+            <w:hideMark/>
+          </w:tcPr>
+          <w:p>
+            <w:pPr>
+              <w:spacing w:line="240" w:lineRule="auto"/>
+            </w:pPr>
+            <w:r>
+              <w:rPr>
+                <w:b/>
+                <w:bCs/>
+              </w:rPr>
+              <w:t>Desktop App</w:t>
+            </w:r>
+          </w:p>
+        </w:tc>
+        <w:tc>
+          <w:tcPr>
+            <w:tcW w:w="2660" w:type="dxa"/>
+            <w:vAlign w:val="center"/>
+            <w:hideMark/>
+          </w:tcPr>
+          <w:p>
+            <w:pPr>
+              <w:spacing w:line="240" w:lineRule="auto"/>
+            </w:pPr>
+            <w:r>
+              <w:t>Installed directly on a computer/laptop.</w:t>
+            </w:r>
+          </w:p>
+        </w:tc>
+        <w:tc>
+          <w:tcPr>
+            <w:tcW w:w="3735" w:type="dxa"/>
+            <w:vAlign w:val="center"/>
+            <w:hideMark/>
+          </w:tcPr>
+          <w:p>
+            <w:pPr>
+              <w:spacing w:line="240" w:lineRule="auto"/>
+            </w:pPr>
+            <w:r>
+              <w:t>Usually works on a specific operating system like Windows or macOS.</w:t>
+            </w:r>
+          </w:p>
+        </w:tc>
+      </w:tr>
+      <w:tr>
+        <w:trPr>
+          <w:trHeight w:val="650"/>
+          <w:tblCellSpacing w:w="15" w:type="dxa"/>
+        </w:trPr>
+        <w:tc>
+          <w:tcPr>
+            <w:tcW w:w="0" w:type="auto"/>
+            <w:vAlign w:val="center"/>
+            <w:hideMark/>
+          </w:tcPr>
+          <w:p>
+            <w:pPr>
+              <w:spacing w:line="240" w:lineRule="auto"/>
+            </w:pPr>
+            <w:r>
+              <w:rPr>
+                <w:b/>
+                <w:bCs/>
+              </w:rPr>
+              <w:t>Web App</w:t>
+            </w:r>
+          </w:p>
+        </w:tc>
+        <w:tc>
+          <w:tcPr>
+            <w:tcW w:w="2660" w:type="dxa"/>
+            <w:vAlign w:val="center"/>
+            <w:hideMark/>
+          </w:tcPr>
+          <w:p>
+            <w:pPr>
+              <w:spacing w:line="240" w:lineRule="auto"/>
+            </w:pPr>
+            <w:r>
+              <w:t>Runs through a web browser without installation.</w:t>
+            </w:r>
+          </w:p>
+        </w:tc>
+        <w:tc>
+          <w:tcPr>
+            <w:tcW w:w="3735" w:type="dxa"/>
+            <w:vAlign w:val="center"/>
+            <w:hideMark/>
+          </w:tcPr>
+          <w:p>
+            <w:pPr>
+              <w:spacing w:line="240" w:lineRule="auto"/>
+            </w:pPr>
+            <w:r>
+              <w:t>Can be accessed from different devices using the internet.</w:t>
+            </w:r>
+          </w:p>
+        </w:tc>
+      </w:tr>
+      <w:tr>
+        <w:trPr>
+          <w:trHeight w:val="650"/>
+          <w:tblCellSpacing w:w="15" w:type="dxa"/>
+        </w:trPr>
+        <w:tc>
+          <w:tcPr>
+            <w:tcW w:w="0" w:type="auto"/>
+            <w:vAlign w:val="center"/>
+            <w:hideMark/>
+          </w:tcPr>
+          <w:p>
+            <w:pPr>
+              <w:spacing w:line="240" w:lineRule="auto"/>
+            </w:pPr>
+            <w:r>
+              <w:rPr>
+                <w:b/>
+                <w:bCs/>
+              </w:rPr>
+              <w:t>Mobile App</w:t>
+            </w:r>
+          </w:p>
+        </w:tc>
+        <w:tc>
+          <w:tcPr>
+            <w:tcW w:w="2660" w:type="dxa"/>
+            <w:vAlign w:val="center"/>
+            <w:hideMark/>
+          </w:tcPr>
+          <w:p>
+            <w:pPr>
+              <w:spacing w:line="240" w:lineRule="auto"/>
+            </w:pPr>
+            <w:r>
+              <w:t>Designed specifically for smartphones/tablets.</w:t>
+            </w:r>
+          </w:p>
+        </w:tc>
+        <w:tc>
+          <w:tcPr>
+            <w:tcW w:w="3735" w:type="dxa"/>
+            <w:vAlign w:val="center"/>
+            <w:hideMark/>
+          </w:tcPr>
+          <w:p>
+            <w:pPr>
+              <w:spacing w:line="240" w:lineRule="auto"/>
+            </w:pPr>
+            <w:r>
+              <w:t>Usually installed from app stores like Google Play Store or Apple App Store.</w:t>
+            </w:r>
+          </w:p>
+        </w:tc>
+      </w:tr>
+    </w:tbl>
+    <w:p>
+      <w:pPr>
+        <w:spacing w:line="240" w:lineRule="auto"/>
+        <w:rPr>
+          <w:lang w:val="en-US"/>
+        </w:rPr>
+      </w:pPr>
+    </w:p>
+    <w:p>
+      <w:pPr>
+        <w:spacing w:line="240" w:lineRule="auto"/>
+        <w:ind w:left="2160"/>
+        <w:rPr>
+          <w:lang w:val="en-US"/>
+        </w:rPr>
+      </w:pPr>
+      <w:r>
+        <w:rPr>
+          <w:b/>
+          <w:bCs/>
+          <w:lang w:val="en-US"/>
+        </w:rPr>
+        <w:t>Ques4:</w:t>
+      </w:r>
+      <w:r>
+        <w:rPr>
+          <w:lang w:val="en-US"/>
+        </w:rPr>
+        <w:t xml:space="preserve"> Name any 3 databases and mention whether each is SQL or NoSQL?</w:t>
+      </w:r>
+    </w:p>
+    <w:p>
+      <w:pPr>
+        <w:spacing w:line="240" w:lineRule="auto"/>
+        <w:ind w:left="2160"/>
+        <w:rPr>
+          <w:b/>
+          <w:bCs/>
+          <w:lang w:val="en-US"/>
+        </w:rPr>
+      </w:pPr>
+      <w:r>
+        <w:rPr>
+          <w:b/>
+          <w:bCs/>
+          <w:lang w:val="en-US"/>
+        </w:rPr>
+        <w:t>Ans:</w:t>
+      </w:r>
+      <w:r>
+        <w:rPr>
+          <w:b/>
+          <w:bCs/>
+          <w:lang w:val="en-US"/>
+        </w:rPr>
+        <w:tab/>
+      </w:r>
+      <w:r>
+        <w:t>1.</w:t>
+      </w:r>
+      <w:r>
+        <w:rPr>
+          <w:b/>
+          <w:bCs/>
+        </w:rPr>
+        <w:t>MySQL</w:t>
+      </w:r>
+      <w:r>
+        <w:t xml:space="preserve"> – SQL database </w:t>
+      </w:r>
+    </w:p>
+    <w:p>
+      <w:pPr>
+        <w:spacing w:line="240" w:lineRule="auto"/>
+        <w:ind w:left="2880"/>
+      </w:pPr>
+      <w:r>
+        <w:t>2.</w:t>
+      </w:r>
+      <w:r>
+        <w:rPr>
+          <w:b/>
+          <w:bCs/>
+        </w:rPr>
+        <w:t>MongoDB</w:t>
+      </w:r>
+      <w:r>
+        <w:t xml:space="preserve"> – NoSQL database </w:t>
+      </w:r>
+    </w:p>
+    <w:p>
+      <w:pPr>
+        <w:spacing w:line="240" w:lineRule="auto"/>
+        <w:ind w:left="2880"/>
+        <w:rPr>
+          <w:lang w:val="en-US"/>
+        </w:rPr>
+      </w:pPr>
+      <w:r>
+        <w:lastRenderedPageBreak/>
+        <w:t>3.</w:t>
+      </w:r>
+      <w:r>
+        <w:rPr>
+          <w:b/>
+          <w:bCs/>
+        </w:rPr>
+        <w:t>SQL Server</w:t>
+      </w:r>
+      <w:r>
+        <w:t xml:space="preserve"> – SQL database</w:t>
+      </w:r>
+    </w:p>
+    <w:p>
+      <w:pPr>
+        <w:spacing w:line="240" w:lineRule="auto"/>
+        <w:ind w:left="720"/>
+        <w:rPr>
+          <w:lang w:val="en-US"/>
+        </w:rPr>
+      </w:pPr>
+    </w:p>
+    <w:p>
+      <w:pPr>
+        <w:tabs>
+          <w:tab w:val="left" w:pos="3301"/>
+        </w:tabs>
+        <w:spacing w:line="240" w:lineRule="auto"/>
+        <w:ind w:left="720"/>
+        <w:rPr>
+          <w:lang w:val="en-US"/>
+        </w:rPr>
+      </w:pPr>
+      <w:r>
+        <w:rPr>
+          <w:lang w:val="en-US"/>
+        </w:rPr>
+        <w:tab/>
+      </w:r>
+    </w:p>
     <w:sectPr>
       <w:pgSz w:w="11906" w:h="16838"/>
       <w:pgMar w:top="1440" w:right="1440" w:bottom="1440" w:left="1440" w:header="708" w:footer="708" w:gutter="0"/>
@@ -11,6 +792,279 @@
     </w:sectPr>
   </w:body>
 </w:document>
+</file>
+
+<file path=word/numbering.xml><?xml version="1.0" encoding="utf-8"?>
+<w:numbering xmlns:wpc="http://schemas.microsoft.com/office/word/2010/wordprocessingCanvas" xmlns:cx="http://schemas.microsoft.com/office/drawing/2014/chartex" xmlns:cx1="http://schemas.microsoft.com/office/drawing/2015/9/8/chartex" xmlns:cx2="http://schemas.microsoft.com/office/drawing/2015/10/21/chartex" xmlns:cx3="http://schemas.microsoft.com/office/drawing/2016/5/9/chartex" xmlns:cx4="http://schemas.microsoft.com/office/drawing/2016/5/10/chartex" xmlns:cx5="http://schemas.microsoft.com/office/drawing/2016/5/11/chartex" xmlns:cx6="http://schemas.microsoft.com/office/drawing/2016/5/12/chartex" xmlns:cx7="http://schemas.microsoft.com/office/drawing/2016/5/13/chartex" xmlns:cx8="http://schemas.microsoft.com/office/drawing/2016/5/14/chartex" xmlns:mc="http://schemas.openxmlformats.org/markup-compatibility/2006" xmlns:aink="http://schemas.microsoft.com/office/drawing/2016/ink" xmlns:am3d="http://schemas.microsoft.com/office/drawing/2017/model3d" xmlns:o="urn:schemas-microsoft-com:office:office" xmlns:oel="http://schemas.microsoft.com/office/2019/extlst" xmlns:r="http://schemas.openxmlformats.org/officeDocument/2006/relationships" xmlns:m="http://schemas.openxmlformats.org/officeDocument/2006/math" xmlns:v="urn:schemas-microsoft-com:vml" xmlns:wp14="http://schemas.microsoft.com/office/word/2010/wordprocessingDrawing" xmlns:wp="http://schemas.openxmlformats.org/drawingml/2006/wordprocessingDrawing" xmlns:w10="urn:schemas-microsoft-com:office:word" xmlns:w="http://schemas.openxmlformats.org/wordprocessingml/2006/main" xmlns:w14="http://schemas.microsoft.com/office/word/2010/wordml" xmlns:w15="http://schemas.microsoft.com/office/word/2012/wordml" xmlns:w16cei="http://schemas.microsoft.com/office/word/2026/wordml/cei" xmlns:w16cex="http://schemas.microsoft.com/office/word/2018/wordml/cex" xmlns:w16cid="http://schemas.microsoft.com/office/word/2016/wordml/cid" xmlns:w16="http://schemas.microsoft.com/office/word/2018/wordml" xmlns:w16du="http://schemas.microsoft.com/office/word/2023/wordml/word16du" xmlns:w16sdtdh="http://schemas.microsoft.com/office/word/2020/wordml/sdtdatahash" xmlns:w16sdtfl="http://schemas.microsoft.com/office/word/2024/wordml/sdtformatlock" xmlns:w16se="http://schemas.microsoft.com/office/word/2015/wordml/symex" xmlns:wpg="http://schemas.microsoft.com/office/word/2010/wordprocessingGroup" xmlns:wpi="http://schemas.microsoft.com/office/word/2010/wordprocessingInk" xmlns:wne="http://schemas.microsoft.com/office/word/2006/wordml" xmlns:wps="http://schemas.microsoft.com/office/word/2010/wordprocessingShape" mc:Ignorable="w14 w15 w16se w16cid w16 w16cex w16sdtdh w16sdtfl w16du wp14">
+  <w:abstractNum w:abstractNumId="0" w15:restartNumberingAfterBreak="0">
+    <w:nsid w:val="050414A0"/>
+    <w:multiLevelType w:val="multilevel"/>
+    <w:tmpl w:val="C270D2C6"/>
+    <w:lvl w:ilvl="0">
+      <w:start w:val="1"/>
+      <w:numFmt w:val="decimal"/>
+      <w:lvlText w:val="%1."/>
+      <w:lvlJc w:val="left"/>
+      <w:pPr>
+        <w:tabs>
+          <w:tab w:val="num" w:pos="1440"/>
+        </w:tabs>
+        <w:ind w:left="1440" w:hanging="360"/>
+      </w:pPr>
+    </w:lvl>
+    <w:lvl w:ilvl="1" w:tentative="1">
+      <w:start w:val="1"/>
+      <w:numFmt w:val="decimal"/>
+      <w:lvlText w:val="%2."/>
+      <w:lvlJc w:val="left"/>
+      <w:pPr>
+        <w:tabs>
+          <w:tab w:val="num" w:pos="2160"/>
+        </w:tabs>
+        <w:ind w:left="2160" w:hanging="360"/>
+      </w:pPr>
+    </w:lvl>
+    <w:lvl w:ilvl="2" w:tentative="1">
+      <w:start w:val="1"/>
+      <w:numFmt w:val="decimal"/>
+      <w:lvlText w:val="%3."/>
+      <w:lvlJc w:val="left"/>
+      <w:pPr>
+        <w:tabs>
+          <w:tab w:val="num" w:pos="2880"/>
+        </w:tabs>
+        <w:ind w:left="2880" w:hanging="360"/>
+      </w:pPr>
+    </w:lvl>
+    <w:lvl w:ilvl="3" w:tentative="1">
+      <w:start w:val="1"/>
+      <w:numFmt w:val="decimal"/>
+      <w:lvlText w:val="%4."/>
+      <w:lvlJc w:val="left"/>
+      <w:pPr>
+        <w:tabs>
+          <w:tab w:val="num" w:pos="3600"/>
+        </w:tabs>
+        <w:ind w:left="3600" w:hanging="360"/>
+      </w:pPr>
+    </w:lvl>
+    <w:lvl w:ilvl="4" w:tentative="1">
+      <w:start w:val="1"/>
+      <w:numFmt w:val="decimal"/>
+      <w:lvlText w:val="%5."/>
+      <w:lvlJc w:val="left"/>
+      <w:pPr>
+        <w:tabs>
+          <w:tab w:val="num" w:pos="4320"/>
+        </w:tabs>
+        <w:ind w:left="4320" w:hanging="360"/>
+      </w:pPr>
+    </w:lvl>
+    <w:lvl w:ilvl="5" w:tentative="1">
+      <w:start w:val="1"/>
+      <w:numFmt w:val="decimal"/>
+      <w:lvlText w:val="%6."/>
+      <w:lvlJc w:val="left"/>
+      <w:pPr>
+        <w:tabs>
+          <w:tab w:val="num" w:pos="5040"/>
+        </w:tabs>
+        <w:ind w:left="5040" w:hanging="360"/>
+      </w:pPr>
+    </w:lvl>
+    <w:lvl w:ilvl="6" w:tentative="1">
+      <w:start w:val="1"/>
+      <w:numFmt w:val="decimal"/>
+      <w:lvlText w:val="%7."/>
+      <w:lvlJc w:val="left"/>
+      <w:pPr>
+        <w:tabs>
+          <w:tab w:val="num" w:pos="5760"/>
+        </w:tabs>
+        <w:ind w:left="5760" w:hanging="360"/>
+      </w:pPr>
+    </w:lvl>
+    <w:lvl w:ilvl="7" w:tentative="1">
+      <w:start w:val="1"/>
+      <w:numFmt w:val="decimal"/>
+      <w:lvlText w:val="%8."/>
+      <w:lvlJc w:val="left"/>
+      <w:pPr>
+        <w:tabs>
+          <w:tab w:val="num" w:pos="6480"/>
+        </w:tabs>
+        <w:ind w:left="6480" w:hanging="360"/>
+      </w:pPr>
+    </w:lvl>
+    <w:lvl w:ilvl="8" w:tentative="1">
+      <w:start w:val="1"/>
+      <w:numFmt w:val="decimal"/>
+      <w:lvlText w:val="%9."/>
+      <w:lvlJc w:val="left"/>
+      <w:pPr>
+        <w:tabs>
+          <w:tab w:val="num" w:pos="7200"/>
+        </w:tabs>
+        <w:ind w:left="7200" w:hanging="360"/>
+      </w:pPr>
+    </w:lvl>
+  </w:abstractNum>
+  <w:abstractNum w:abstractNumId="1" w15:restartNumberingAfterBreak="0">
+    <w:nsid w:val="133C289B"/>
+    <w:multiLevelType w:val="multilevel"/>
+    <w:tmpl w:val="1EB4683A"/>
+    <w:lvl w:ilvl="0">
+      <w:start w:val="1"/>
+      <w:numFmt w:val="bullet"/>
+      <w:lvlText w:val=""/>
+      <w:lvlJc w:val="left"/>
+      <w:pPr>
+        <w:tabs>
+          <w:tab w:val="num" w:pos="1440"/>
+        </w:tabs>
+        <w:ind w:left="1440" w:hanging="360"/>
+      </w:pPr>
+      <w:rPr>
+        <w:rFonts w:ascii="Symbol" w:hAnsi="Symbol" w:hint="default"/>
+        <w:sz w:val="20"/>
+      </w:rPr>
+    </w:lvl>
+    <w:lvl w:ilvl="1" w:tentative="1">
+      <w:start w:val="1"/>
+      <w:numFmt w:val="bullet"/>
+      <w:lvlText w:val="o"/>
+      <w:lvlJc w:val="left"/>
+      <w:pPr>
+        <w:tabs>
+          <w:tab w:val="num" w:pos="2160"/>
+        </w:tabs>
+        <w:ind w:left="2160" w:hanging="360"/>
+      </w:pPr>
+      <w:rPr>
+        <w:rFonts w:ascii="Courier New" w:hAnsi="Courier New" w:hint="default"/>
+        <w:sz w:val="20"/>
+      </w:rPr>
+    </w:lvl>
+    <w:lvl w:ilvl="2" w:tentative="1">
+      <w:start w:val="1"/>
+      <w:numFmt w:val="bullet"/>
+      <w:lvlText w:val=""/>
+      <w:lvlJc w:val="left"/>
+      <w:pPr>
+        <w:tabs>
+          <w:tab w:val="num" w:pos="2880"/>
+        </w:tabs>
+        <w:ind w:left="2880" w:hanging="360"/>
+      </w:pPr>
+      <w:rPr>
+        <w:rFonts w:ascii="Wingdings" w:hAnsi="Wingdings" w:hint="default"/>
+        <w:sz w:val="20"/>
+      </w:rPr>
+    </w:lvl>
+    <w:lvl w:ilvl="3" w:tentative="1">
+      <w:start w:val="1"/>
+      <w:numFmt w:val="bullet"/>
+      <w:lvlText w:val=""/>
+      <w:lvlJc w:val="left"/>
+      <w:pPr>
+        <w:tabs>
+          <w:tab w:val="num" w:pos="3600"/>
+        </w:tabs>
+        <w:ind w:left="3600" w:hanging="360"/>
+      </w:pPr>
+      <w:rPr>
+        <w:rFonts w:ascii="Wingdings" w:hAnsi="Wingdings" w:hint="default"/>
+        <w:sz w:val="20"/>
+      </w:rPr>
+    </w:lvl>
+    <w:lvl w:ilvl="4" w:tentative="1">
+      <w:start w:val="1"/>
+      <w:numFmt w:val="bullet"/>
+      <w:lvlText w:val=""/>
+      <w:lvlJc w:val="left"/>
+      <w:pPr>
+        <w:tabs>
+          <w:tab w:val="num" w:pos="4320"/>
+        </w:tabs>
+        <w:ind w:left="4320" w:hanging="360"/>
+      </w:pPr>
+      <w:rPr>
+        <w:rFonts w:ascii="Wingdings" w:hAnsi="Wingdings" w:hint="default"/>
+        <w:sz w:val="20"/>
+      </w:rPr>
+    </w:lvl>
+    <w:lvl w:ilvl="5" w:tentative="1">
+      <w:start w:val="1"/>
+      <w:numFmt w:val="bullet"/>
+      <w:lvlText w:val=""/>
+      <w:lvlJc w:val="left"/>
+      <w:pPr>
+        <w:tabs>
+          <w:tab w:val="num" w:pos="5040"/>
+        </w:tabs>
+        <w:ind w:left="5040" w:hanging="360"/>
+      </w:pPr>
+      <w:rPr>
+        <w:rFonts w:ascii="Wingdings" w:hAnsi="Wingdings" w:hint="default"/>
+        <w:sz w:val="20"/>
+      </w:rPr>
+    </w:lvl>
+    <w:lvl w:ilvl="6" w:tentative="1">
+      <w:start w:val="1"/>
+      <w:numFmt w:val="bullet"/>
+      <w:lvlText w:val=""/>
+      <w:lvlJc w:val="left"/>
+      <w:pPr>
+        <w:tabs>
+          <w:tab w:val="num" w:pos="5760"/>
+        </w:tabs>
+        <w:ind w:left="5760" w:hanging="360"/>
+      </w:pPr>
+      <w:rPr>
+        <w:rFonts w:ascii="Wingdings" w:hAnsi="Wingdings" w:hint="default"/>
+        <w:sz w:val="20"/>
+      </w:rPr>
+    </w:lvl>
+    <w:lvl w:ilvl="7" w:tentative="1">
+      <w:start w:val="1"/>
+      <w:numFmt w:val="bullet"/>
+      <w:lvlText w:val=""/>
+      <w:lvlJc w:val="left"/>
+      <w:pPr>
+        <w:tabs>
+          <w:tab w:val="num" w:pos="6480"/>
+        </w:tabs>
+        <w:ind w:left="6480" w:hanging="360"/>
+      </w:pPr>
+      <w:rPr>
+        <w:rFonts w:ascii="Wingdings" w:hAnsi="Wingdings" w:hint="default"/>
+        <w:sz w:val="20"/>
+      </w:rPr>
+    </w:lvl>
+    <w:lvl w:ilvl="8" w:tentative="1">
+      <w:start w:val="1"/>
+      <w:numFmt w:val="bullet"/>
+      <w:lvlText w:val=""/>
+      <w:lvlJc w:val="left"/>
+      <w:pPr>
+        <w:tabs>
+          <w:tab w:val="num" w:pos="7200"/>
+        </w:tabs>
+        <w:ind w:left="7200" w:hanging="360"/>
+      </w:pPr>
+      <w:rPr>
+        <w:rFonts w:ascii="Wingdings" w:hAnsi="Wingdings" w:hint="default"/>
+        <w:sz w:val="20"/>
+      </w:rPr>
+    </w:lvl>
+  </w:abstractNum>
+  <w:num w:numId="1" w16cid:durableId="1424254825">
+    <w:abstractNumId w:val="0"/>
+  </w:num>
+  <w:num w:numId="2" w16cid:durableId="2009092237">
+    <w:abstractNumId w:val="1"/>
+  </w:num>
+</w:numbering>
 </file>
 
 <file path=word/styles.xml><?xml version="1.0" encoding="utf-8"?>
@@ -616,7 +1670,6 @@
   <w:style w:type="character" w:default="1" w:styleId="DefaultParagraphFont">
     <w:name w:val="Default Paragraph Font"/>
     <w:uiPriority w:val="1"/>
-    <w:semiHidden/>
     <w:unhideWhenUsed/>
   </w:style>
   <w:style w:type="table" w:default="1" w:styleId="TableNormal">
